--- a/docs/teaching_grant_2026/APPLICATION_PACKAGE/docx/01_FULL_APPLICATION_DRAFT.docx
+++ b/docs/teaching_grant_2026/APPLICATION_PACKAGE/docx/01_FULL_APPLICATION_DRAFT.docx
@@ -770,7 +770,7 @@
         <w:ind w:left="360"/>
       </w:pPr>
       <w:r>
-        <w:t>字数：488 / 上限 600</w:t>
+        <w:t>字数：522 / 上限 600</w:t>
       </w:r>
     </w:p>
     <w:p>
@@ -785,17 +785,17 @@
     </w:p>
     <w:p>
       <w:r>
-        <w:t>已实现：ClinPath平台已运行，支持五阶段推理作答、逐步追问、六维形成性评价、教师复核与干预、能力画像和任务推荐；AI不可用时降级为规则反馈并显式标记。</w:t>
+        <w:t>已实现：ClinPath训练平台已在运行，支持五阶段推理作答、逐步追问、六维形成性评价、教师复核与干预、能力画像和任务推荐；AI不可用时降级为规则反馈并显式标记。</w:t>
       </w:r>
     </w:p>
     <w:p>
       <w:r>
-        <w:t>已通过技术测试：训练闭环有自动化测试与运行记录（版本与SHA见证据包）；独立在线考核与双教师盲评模块已在开发分支实现，技术验收进行中，尚未部署。</w:t>
+        <w:t>已通过技术测试：训练闭环有自动化测试与运行记录（版本与SHA见证据包）；独立在线考核与双教师盲评已在功能分支实现，其技术验收结果以本轮实测报告为准，尚未正式部署，新功能未进入教学现场。</w:t>
       </w:r>
     </w:p>
     <w:p>
       <w:r>
-        <w:t>待真实教师审核：四例训练病例、两例独立考核病例（A01未分化多关节炎、A02干燥症状待查）及六维量表均为草案，尚无任何教师审核记录。</w:t>
+        <w:t>待真实教师审核：四例训练病例、两例独立考核病例（A01未分化多关节炎、A02干燥症状待查）及六维量表均为草案，尚无任何教师审核记录，也无任何真实教师签字。</w:t>
       </w:r>
     </w:p>
     <w:p>
@@ -5210,6 +5210,72 @@
             <w:r/>
             <w:r>
               <w:t>待官方原件</w:t>
+            </w:r>
+          </w:p>
+        </w:tc>
+      </w:tr>
+      <w:tr>
+        <w:tc>
+          <w:tcPr>
+            <w:tcW w:type="dxa" w:w="1728"/>
+          </w:tcPr>
+          <w:p>
+            <w:r/>
+            <w:r>
+              <w:t>U15</w:t>
+            </w:r>
+          </w:p>
+        </w:tc>
+        <w:tc>
+          <w:tcPr>
+            <w:tcW w:type="dxa" w:w="1728"/>
+          </w:tcPr>
+          <w:p>
+            <w:r/>
+            <w:r>
+              <w:t>提醒：申报书与附件</w:t>
+            </w:r>
+            <w:r>
+              <w:rPr>
+                <w:b/>
+              </w:rPr>
+              <w:t>不得出现代码仓库地址</w:t>
+            </w:r>
+            <w:r>
+              <w:t>（公开仓库托管考核材料，见 H18）</w:t>
+            </w:r>
+          </w:p>
+        </w:tc>
+        <w:tc>
+          <w:tcPr>
+            <w:tcW w:type="dxa" w:w="1728"/>
+          </w:tcPr>
+          <w:p>
+            <w:r/>
+            <w:r>
+              <w:t>申请人</w:t>
+            </w:r>
+          </w:p>
+        </w:tc>
+        <w:tc>
+          <w:tcPr>
+            <w:tcW w:type="dxa" w:w="1728"/>
+          </w:tcPr>
+          <w:p>
+            <w:r/>
+            <w:r>
+              <w:t>全文</w:t>
+            </w:r>
+          </w:p>
+        </w:tc>
+        <w:tc>
+          <w:tcPr>
+            <w:tcW w:type="dxa" w:w="1728"/>
+          </w:tcPr>
+          <w:p>
+            <w:r/>
+            <w:r>
+              <w:t>须遵守</w:t>
             </w:r>
           </w:p>
         </w:tc>
